--- a/Archives/손지원/Reperence/Assets_to_buy.docx
+++ b/Archives/손지원/Reperence/Assets_to_buy.docx
@@ -8,11 +8,6 @@
       </w:r>
     </w:p>
     <w:p>
-      <w:pPr>
-        <w:rPr>
-          <w:rFonts w:hint="eastAsia"/>
-        </w:rPr>
-      </w:pPr>
       <w:r>
         <w:rPr>
           <w:rFonts w:hint="eastAsia"/>
@@ -31,6 +26,9 @@
     </w:p>
     <w:p>
       <w:r>
+        <w:rPr>
+          <w:noProof/>
+        </w:rPr>
         <w:drawing>
           <wp:inline distT="0" distB="0" distL="0" distR="0" wp14:anchorId="20DEFC9C" wp14:editId="31CE279B">
             <wp:extent cx="5731510" cy="3103245"/>
@@ -66,6 +64,146 @@
             </a:graphic>
           </wp:inline>
         </w:drawing>
+      </w:r>
+    </w:p>
+    <w:p/>
+    <w:p>
+      <w:r>
+        <w:rPr>
+          <w:rFonts w:hint="eastAsia"/>
+        </w:rPr>
+        <w:t>고민해볼만한 에셋들:</w:t>
+      </w:r>
+    </w:p>
+    <w:p>
+      <w:r>
+        <w:t>Physics Tank Maker</w:t>
+      </w:r>
+    </w:p>
+    <w:p>
+      <w:hyperlink r:id="rId5" w:history="1">
+        <w:r>
+          <w:rPr>
+            <w:rStyle w:val="aa"/>
+          </w:rPr>
+          <w:t>https://assetstore.unity.com/packages/tools/game-toolkits/physics-tank-maker</w:t>
+        </w:r>
+      </w:hyperlink>
+    </w:p>
+    <w:p>
+      <w:r>
+        <w:t>-50485?srsltid=AfmBOoojfYK08yT5Xbdr7KeBHQxhvc5cH8KRVFRnIFQsasXIra3FtmKq</w:t>
+      </w:r>
+    </w:p>
+    <w:p>
+      <w:r>
+        <w:drawing>
+          <wp:inline distT="0" distB="0" distL="0" distR="0" wp14:anchorId="334AAAAA" wp14:editId="7A47EFB6">
+            <wp:extent cx="4189733" cy="2400300"/>
+            <wp:effectExtent l="0" t="0" r="1270" b="0"/>
+            <wp:docPr id="216384450" name="그림 1"/>
+            <wp:cNvGraphicFramePr>
+              <a:graphicFrameLocks xmlns:a="http://schemas.openxmlformats.org/drawingml/2006/main" noChangeAspect="1"/>
+            </wp:cNvGraphicFramePr>
+            <a:graphic xmlns:a="http://schemas.openxmlformats.org/drawingml/2006/main">
+              <a:graphicData uri="http://schemas.openxmlformats.org/drawingml/2006/picture">
+                <pic:pic xmlns:pic="http://schemas.openxmlformats.org/drawingml/2006/picture">
+                  <pic:nvPicPr>
+                    <pic:cNvPr id="216384450" name=""/>
+                    <pic:cNvPicPr/>
+                  </pic:nvPicPr>
+                  <pic:blipFill>
+                    <a:blip r:embed="rId6"/>
+                    <a:stretch>
+                      <a:fillRect/>
+                    </a:stretch>
+                  </pic:blipFill>
+                  <pic:spPr>
+                    <a:xfrm>
+                      <a:off x="0" y="0"/>
+                      <a:ext cx="4194095" cy="2402799"/>
+                    </a:xfrm>
+                    <a:prstGeom prst="rect">
+                      <a:avLst/>
+                    </a:prstGeom>
+                  </pic:spPr>
+                </pic:pic>
+              </a:graphicData>
+            </a:graphic>
+          </wp:inline>
+        </w:drawing>
+      </w:r>
+    </w:p>
+    <w:p>
+      <w:r>
+        <w:rPr>
+          <w:rFonts w:hint="eastAsia"/>
+        </w:rPr>
+        <w:t>유료 에셋, 하지만 바로 사용 가능한 탱크 prefabs 존재</w:t>
+      </w:r>
+    </w:p>
+    <w:p/>
+    <w:p>
+      <w:hyperlink r:id="rId7" w:history="1">
+        <w:r>
+          <w:rPr>
+            <w:rStyle w:val="aa"/>
+          </w:rPr>
+          <w:t>https://assetstore.unity.com/packages/3d/vehicles/land/ww2-armed-forces-demo-184465</w:t>
+        </w:r>
+      </w:hyperlink>
+    </w:p>
+    <w:p/>
+    <w:p>
+      <w:r>
+        <w:drawing>
+          <wp:inline distT="0" distB="0" distL="0" distR="0" wp14:anchorId="69EF608E" wp14:editId="63C954EB">
+            <wp:extent cx="5731510" cy="3158490"/>
+            <wp:effectExtent l="0" t="0" r="2540" b="3810"/>
+            <wp:docPr id="428287107" name="그림 1"/>
+            <wp:cNvGraphicFramePr>
+              <a:graphicFrameLocks xmlns:a="http://schemas.openxmlformats.org/drawingml/2006/main" noChangeAspect="1"/>
+            </wp:cNvGraphicFramePr>
+            <a:graphic xmlns:a="http://schemas.openxmlformats.org/drawingml/2006/main">
+              <a:graphicData uri="http://schemas.openxmlformats.org/drawingml/2006/picture">
+                <pic:pic xmlns:pic="http://schemas.openxmlformats.org/drawingml/2006/picture">
+                  <pic:nvPicPr>
+                    <pic:cNvPr id="428287107" name=""/>
+                    <pic:cNvPicPr/>
+                  </pic:nvPicPr>
+                  <pic:blipFill>
+                    <a:blip r:embed="rId8"/>
+                    <a:stretch>
+                      <a:fillRect/>
+                    </a:stretch>
+                  </pic:blipFill>
+                  <pic:spPr>
+                    <a:xfrm>
+                      <a:off x="0" y="0"/>
+                      <a:ext cx="5731510" cy="3158490"/>
+                    </a:xfrm>
+                    <a:prstGeom prst="rect">
+                      <a:avLst/>
+                    </a:prstGeom>
+                  </pic:spPr>
+                </pic:pic>
+              </a:graphicData>
+            </a:graphic>
+          </wp:inline>
+        </w:drawing>
+      </w:r>
+    </w:p>
+    <w:p>
+      <w:pPr>
+        <w:rPr>
+          <w:rFonts w:hint="eastAsia"/>
+        </w:rPr>
+      </w:pPr>
+      <w:r>
+        <w:rPr>
+          <w:rFonts w:hint="eastAsia"/>
+        </w:rPr>
+        <w:t>일부분이 존재하는 데모 에셋, 숫자 자체는 적지만 사용해볼만한 가치는 있다 생각함.</w:t>
       </w:r>
     </w:p>
     <w:sectPr>
@@ -685,7 +823,6 @@
   <w:style w:type="character" w:default="1" w:styleId="a0">
     <w:name w:val="Default Paragraph Font"/>
     <w:uiPriority w:val="1"/>
-    <w:semiHidden/>
     <w:unhideWhenUsed/>
   </w:style>
   <w:style w:type="table" w:default="1" w:styleId="a1">
@@ -992,6 +1129,29 @@
       <w:smallCaps/>
       <w:color w:val="0F4761" w:themeColor="accent1" w:themeShade="BF"/>
       <w:spacing w:val="5"/>
+    </w:rPr>
+  </w:style>
+  <w:style w:type="character" w:styleId="aa">
+    <w:name w:val="Hyperlink"/>
+    <w:basedOn w:val="a0"/>
+    <w:uiPriority w:val="99"/>
+    <w:unhideWhenUsed/>
+    <w:rsid w:val="009A198F"/>
+    <w:rPr>
+      <w:color w:val="467886" w:themeColor="hyperlink"/>
+      <w:u w:val="single"/>
+    </w:rPr>
+  </w:style>
+  <w:style w:type="character" w:styleId="ab">
+    <w:name w:val="Unresolved Mention"/>
+    <w:basedOn w:val="a0"/>
+    <w:uiPriority w:val="99"/>
+    <w:semiHidden/>
+    <w:unhideWhenUsed/>
+    <w:rsid w:val="009A198F"/>
+    <w:rPr>
+      <w:color w:val="605E5C"/>
+      <w:shd w:val="clear" w:color="auto" w:fill="E1DFDD"/>
     </w:rPr>
   </w:style>
 </w:styles>
